--- a/posts/bayesianinference/index.docx
+++ b/posts/bayesianinference/index.docx
@@ -52,7 +52,7 @@
         </w:p>
       </w:sdtContent>
     </w:sdt>
-    <w:bookmarkStart w:id="20" w:name="introduction"/>
+    <w:bookmarkStart w:id="9" w:name="introduction"/>
     <w:p>
       <w:pPr>
         <w:pStyle w:val="Heading2"/>
@@ -132,24 +132,26 @@
       <m:oMath>
         <m:r>
           <m:rPr>
-            <m:sty m:val="p"/>
             <m:scr m:val="double-struck"/>
+            <m:sty m:val="p"/>
           </m:rPr>
           <m:t>P</m:t>
         </m:r>
-        <m:d>
-          <m:dPr>
-            <m:begChr m:val="("/>
-            <m:sepChr m:val=""/>
-            <m:endChr m:val=")"/>
-            <m:grow/>
-          </m:dPr>
-          <m:e>
-            <m:r>
-              <m:t>B</m:t>
-            </m:r>
-          </m:e>
-        </m:d>
+        <m:r>
+          <m:rPr>
+            <m:sty m:val="p"/>
+          </m:rPr>
+          <m:t>(</m:t>
+        </m:r>
+        <m:r>
+          <m:t>B</m:t>
+        </m:r>
+        <m:r>
+          <m:rPr>
+            <m:sty m:val="p"/>
+          </m:rPr>
+          <m:t>)</m:t>
+        </m:r>
         <m:r>
           <m:rPr>
             <m:sty m:val="p"/>
@@ -175,33 +177,35 @@
       <m:oMath>
         <m:r>
           <m:rPr>
-            <m:sty m:val="p"/>
             <m:scr m:val="double-struck"/>
+            <m:sty m:val="p"/>
           </m:rPr>
           <m:t>P</m:t>
         </m:r>
-        <m:d>
-          <m:dPr>
-            <m:begChr m:val="("/>
-            <m:sepChr m:val=""/>
-            <m:endChr m:val=")"/>
-            <m:grow/>
-          </m:dPr>
-          <m:e>
-            <m:r>
-              <m:t>A</m:t>
-            </m:r>
-            <m:r>
-              <m:rPr>
-                <m:sty m:val="p"/>
-              </m:rPr>
-              <m:t>|</m:t>
-            </m:r>
-            <m:r>
-              <m:t>B</m:t>
-            </m:r>
-          </m:e>
-        </m:d>
+        <m:r>
+          <m:rPr>
+            <m:sty m:val="p"/>
+          </m:rPr>
+          <m:t>(</m:t>
+        </m:r>
+        <m:r>
+          <m:t>A</m:t>
+        </m:r>
+        <m:r>
+          <m:rPr>
+            <m:sty m:val="p"/>
+          </m:rPr>
+          <m:t>|</m:t>
+        </m:r>
+        <m:r>
+          <m:t>B</m:t>
+        </m:r>
+        <m:r>
+          <m:rPr>
+            <m:sty m:val="p"/>
+          </m:rPr>
+          <m:t>)</m:t>
+        </m:r>
       </m:oMath>
       <w:r>
         <w:t xml:space="preserve"> </w:t>
@@ -306,33 +310,35 @@
       <m:oMath>
         <m:r>
           <m:rPr>
-            <m:sty m:val="p"/>
             <m:scr m:val="double-struck"/>
+            <m:sty m:val="p"/>
           </m:rPr>
           <m:t>P</m:t>
         </m:r>
-        <m:d>
-          <m:dPr>
-            <m:begChr m:val="("/>
-            <m:sepChr m:val=""/>
-            <m:endChr m:val=")"/>
-            <m:grow/>
-          </m:dPr>
-          <m:e>
-            <m:r>
-              <m:t>B</m:t>
-            </m:r>
-            <m:r>
-              <m:rPr>
-                <m:sty m:val="p"/>
-              </m:rPr>
-              <m:t>|</m:t>
-            </m:r>
-            <m:r>
-              <m:t>A</m:t>
-            </m:r>
-          </m:e>
-        </m:d>
+        <m:r>
+          <m:rPr>
+            <m:sty m:val="p"/>
+          </m:rPr>
+          <m:t>(</m:t>
+        </m:r>
+        <m:r>
+          <m:t>B</m:t>
+        </m:r>
+        <m:r>
+          <m:rPr>
+            <m:sty m:val="p"/>
+          </m:rPr>
+          <m:t>|</m:t>
+        </m:r>
+        <m:r>
+          <m:t>A</m:t>
+        </m:r>
+        <m:r>
+          <m:rPr>
+            <m:sty m:val="p"/>
+          </m:rPr>
+          <m:t>)</m:t>
+        </m:r>
       </m:oMath>
       <w:r>
         <w:t xml:space="preserve"> </w:t>
@@ -374,33 +380,35 @@
       <m:oMath>
         <m:r>
           <m:rPr>
-            <m:sty m:val="p"/>
             <m:scr m:val="double-struck"/>
+            <m:sty m:val="p"/>
           </m:rPr>
           <m:t>P</m:t>
         </m:r>
-        <m:d>
-          <m:dPr>
-            <m:begChr m:val="("/>
-            <m:sepChr m:val=""/>
-            <m:endChr m:val=")"/>
-            <m:grow/>
-          </m:dPr>
-          <m:e>
-            <m:r>
-              <m:t>B</m:t>
-            </m:r>
-            <m:r>
-              <m:rPr>
-                <m:sty m:val="p"/>
-              </m:rPr>
-              <m:t>|</m:t>
-            </m:r>
-            <m:r>
-              <m:t>A</m:t>
-            </m:r>
-          </m:e>
-        </m:d>
+        <m:r>
+          <m:rPr>
+            <m:sty m:val="p"/>
+          </m:rPr>
+          <m:t>(</m:t>
+        </m:r>
+        <m:r>
+          <m:t>B</m:t>
+        </m:r>
+        <m:r>
+          <m:rPr>
+            <m:sty m:val="p"/>
+          </m:rPr>
+          <m:t>|</m:t>
+        </m:r>
+        <m:r>
+          <m:t>A</m:t>
+        </m:r>
+        <m:r>
+          <m:rPr>
+            <m:sty m:val="p"/>
+          </m:rPr>
+          <m:t>)</m:t>
+        </m:r>
       </m:oMath>
       <w:r>
         <w:t xml:space="preserve"> </w:t>
@@ -451,24 +459,26 @@
       <m:oMath>
         <m:r>
           <m:rPr>
-            <m:sty m:val="p"/>
             <m:scr m:val="double-struck"/>
+            <m:sty m:val="p"/>
           </m:rPr>
           <m:t>P</m:t>
         </m:r>
-        <m:d>
-          <m:dPr>
-            <m:begChr m:val="("/>
-            <m:sepChr m:val=""/>
-            <m:endChr m:val=")"/>
-            <m:grow/>
-          </m:dPr>
-          <m:e>
-            <m:r>
-              <m:t>A</m:t>
-            </m:r>
-          </m:e>
-        </m:d>
+        <m:r>
+          <m:rPr>
+            <m:sty m:val="p"/>
+          </m:rPr>
+          <m:t>(</m:t>
+        </m:r>
+        <m:r>
+          <m:t>A</m:t>
+        </m:r>
+        <m:r>
+          <m:rPr>
+            <m:sty m:val="p"/>
+          </m:rPr>
+          <m:t>)</m:t>
+        </m:r>
       </m:oMath>
       <w:r>
         <w:t xml:space="preserve"> </w:t>
@@ -482,24 +492,26 @@
       <m:oMath>
         <m:r>
           <m:rPr>
-            <m:sty m:val="p"/>
             <m:scr m:val="double-struck"/>
+            <m:sty m:val="p"/>
           </m:rPr>
           <m:t>P</m:t>
         </m:r>
-        <m:d>
-          <m:dPr>
-            <m:begChr m:val="("/>
-            <m:sepChr m:val=""/>
-            <m:endChr m:val=")"/>
-            <m:grow/>
-          </m:dPr>
-          <m:e>
-            <m:r>
-              <m:t>B</m:t>
-            </m:r>
-          </m:e>
-        </m:d>
+        <m:r>
+          <m:rPr>
+            <m:sty m:val="p"/>
+          </m:rPr>
+          <m:t>(</m:t>
+        </m:r>
+        <m:r>
+          <m:t>B</m:t>
+        </m:r>
+        <m:r>
+          <m:rPr>
+            <m:sty m:val="p"/>
+          </m:rPr>
+          <m:t>)</m:t>
+        </m:r>
       </m:oMath>
       <w:r>
         <w:t xml:space="preserve"> </w:t>
@@ -541,24 +553,26 @@
       <m:oMath>
         <m:r>
           <m:rPr>
-            <m:sty m:val="p"/>
             <m:scr m:val="double-struck"/>
+            <m:sty m:val="p"/>
           </m:rPr>
           <m:t>P</m:t>
         </m:r>
-        <m:d>
-          <m:dPr>
-            <m:begChr m:val="("/>
-            <m:sepChr m:val=""/>
-            <m:endChr m:val=")"/>
-            <m:grow/>
-          </m:dPr>
-          <m:e>
-            <m:r>
-              <m:t>A</m:t>
-            </m:r>
-          </m:e>
-        </m:d>
+        <m:r>
+          <m:rPr>
+            <m:sty m:val="p"/>
+          </m:rPr>
+          <m:t>(</m:t>
+        </m:r>
+        <m:r>
+          <m:t>A</m:t>
+        </m:r>
+        <m:r>
+          <m:rPr>
+            <m:sty m:val="p"/>
+          </m:rPr>
+          <m:t>)</m:t>
+        </m:r>
       </m:oMath>
       <w:r>
         <w:t xml:space="preserve"> </w:t>
@@ -588,24 +602,26 @@
       <m:oMath>
         <m:r>
           <m:rPr>
-            <m:sty m:val="p"/>
             <m:scr m:val="double-struck"/>
+            <m:sty m:val="p"/>
           </m:rPr>
           <m:t>P</m:t>
         </m:r>
-        <m:d>
-          <m:dPr>
-            <m:begChr m:val="("/>
-            <m:sepChr m:val=""/>
-            <m:endChr m:val=")"/>
-            <m:grow/>
-          </m:dPr>
-          <m:e>
-            <m:r>
-              <m:t>B</m:t>
-            </m:r>
-          </m:e>
-        </m:d>
+        <m:r>
+          <m:rPr>
+            <m:sty m:val="p"/>
+          </m:rPr>
+          <m:t>(</m:t>
+        </m:r>
+        <m:r>
+          <m:t>B</m:t>
+        </m:r>
+        <m:r>
+          <m:rPr>
+            <m:sty m:val="p"/>
+          </m:rPr>
+          <m:t>)</m:t>
+        </m:r>
       </m:oMath>
       <w:r>
         <w:t xml:space="preserve"> </w:t>
@@ -688,33 +704,35 @@
       <m:oMath>
         <m:r>
           <m:rPr>
-            <m:sty m:val="p"/>
             <m:scr m:val="double-struck"/>
+            <m:sty m:val="p"/>
           </m:rPr>
           <m:t>P</m:t>
         </m:r>
-        <m:d>
-          <m:dPr>
-            <m:begChr m:val="("/>
-            <m:sepChr m:val=""/>
-            <m:endChr m:val=")"/>
-            <m:grow/>
-          </m:dPr>
-          <m:e>
-            <m:r>
-              <m:t>D</m:t>
-            </m:r>
-            <m:r>
-              <m:rPr>
-                <m:sty m:val="p"/>
-              </m:rPr>
-              <m:t>|</m:t>
-            </m:r>
-            <m:r>
-              <m:t>T</m:t>
-            </m:r>
-          </m:e>
-        </m:d>
+        <m:r>
+          <m:rPr>
+            <m:sty m:val="p"/>
+          </m:rPr>
+          <m:t>(</m:t>
+        </m:r>
+        <m:r>
+          <m:t>D</m:t>
+        </m:r>
+        <m:r>
+          <m:rPr>
+            <m:sty m:val="p"/>
+          </m:rPr>
+          <m:t>|</m:t>
+        </m:r>
+        <m:r>
+          <m:t>T</m:t>
+        </m:r>
+        <m:r>
+          <m:rPr>
+            <m:sty m:val="p"/>
+          </m:rPr>
+          <m:t>)</m:t>
+        </m:r>
       </m:oMath>
       <w:r>
         <w:t xml:space="preserve">.</w:t>
@@ -739,33 +757,35 @@
       <m:oMath>
         <m:r>
           <m:rPr>
-            <m:sty m:val="p"/>
             <m:scr m:val="double-struck"/>
+            <m:sty m:val="p"/>
           </m:rPr>
           <m:t>P</m:t>
         </m:r>
-        <m:d>
-          <m:dPr>
-            <m:begChr m:val="("/>
-            <m:sepChr m:val=""/>
-            <m:endChr m:val=")"/>
-            <m:grow/>
-          </m:dPr>
-          <m:e>
-            <m:r>
-              <m:t>T</m:t>
-            </m:r>
-            <m:r>
-              <m:rPr>
-                <m:sty m:val="p"/>
-              </m:rPr>
-              <m:t>|</m:t>
-            </m:r>
-            <m:r>
-              <m:t>D</m:t>
-            </m:r>
-          </m:e>
-        </m:d>
+        <m:r>
+          <m:rPr>
+            <m:sty m:val="p"/>
+          </m:rPr>
+          <m:t>(</m:t>
+        </m:r>
+        <m:r>
+          <m:t>T</m:t>
+        </m:r>
+        <m:r>
+          <m:rPr>
+            <m:sty m:val="p"/>
+          </m:rPr>
+          <m:t>|</m:t>
+        </m:r>
+        <m:r>
+          <m:t>D</m:t>
+        </m:r>
+        <m:r>
+          <m:rPr>
+            <m:sty m:val="p"/>
+          </m:rPr>
+          <m:t>)</m:t>
+        </m:r>
         <m:r>
           <m:rPr>
             <m:sty m:val="p"/>
@@ -797,24 +817,26 @@
       <m:oMath>
         <m:r>
           <m:rPr>
-            <m:sty m:val="p"/>
             <m:scr m:val="double-struck"/>
+            <m:sty m:val="p"/>
           </m:rPr>
           <m:t>P</m:t>
         </m:r>
-        <m:d>
-          <m:dPr>
-            <m:begChr m:val="("/>
-            <m:sepChr m:val=""/>
-            <m:endChr m:val=")"/>
-            <m:grow/>
-          </m:dPr>
-          <m:e>
-            <m:r>
-              <m:t>D</m:t>
-            </m:r>
-          </m:e>
-        </m:d>
+        <m:r>
+          <m:rPr>
+            <m:sty m:val="p"/>
+          </m:rPr>
+          <m:t>(</m:t>
+        </m:r>
+        <m:r>
+          <m:t>D</m:t>
+        </m:r>
+        <m:r>
+          <m:rPr>
+            <m:sty m:val="p"/>
+          </m:rPr>
+          <m:t>)</m:t>
+        </m:r>
         <m:r>
           <m:rPr>
             <m:sty m:val="p"/>
@@ -846,39 +868,47 @@
       <m:oMath>
         <m:r>
           <m:rPr>
-            <m:sty m:val="p"/>
             <m:scr m:val="double-struck"/>
+            <m:sty m:val="p"/>
           </m:rPr>
           <m:t>P</m:t>
         </m:r>
-        <m:d>
-          <m:dPr>
-            <m:begChr m:val="("/>
-            <m:sepChr m:val=""/>
-            <m:endChr m:val=")"/>
-            <m:grow/>
-          </m:dPr>
+        <m:r>
+          <m:rPr>
+            <m:sty m:val="p"/>
+          </m:rPr>
+          <m:t>(</m:t>
+        </m:r>
+        <m:r>
+          <m:t>T</m:t>
+        </m:r>
+        <m:r>
+          <m:rPr>
+            <m:sty m:val="p"/>
+          </m:rPr>
+          <m:t>|</m:t>
+        </m:r>
+        <m:sSup>
           <m:e>
             <m:r>
-              <m:t>T</m:t>
-            </m:r>
-            <m:r>
-              <m:rPr>
-                <m:sty m:val="p"/>
-              </m:rPr>
-              <m:t>|</m:t>
-            </m:r>
-            <m:r>
               <m:t>D</m:t>
             </m:r>
+          </m:e>
+          <m:sup>
             <m:r>
               <m:rPr>
                 <m:sty m:val="p"/>
               </m:rPr>
               <m:t>′</m:t>
             </m:r>
-          </m:e>
-        </m:d>
+          </m:sup>
+        </m:sSup>
+        <m:r>
+          <m:rPr>
+            <m:sty m:val="p"/>
+          </m:rPr>
+          <m:t>)</m:t>
+        </m:r>
         <m:r>
           <m:rPr>
             <m:sty m:val="p"/>
@@ -910,19 +940,21 @@
         <m:r>
           <m:t>P</m:t>
         </m:r>
-        <m:d>
-          <m:dPr>
-            <m:begChr m:val="("/>
-            <m:sepChr m:val=""/>
-            <m:endChr m:val=")"/>
-            <m:grow/>
-          </m:dPr>
-          <m:e>
-            <m:r>
-              <m:t>T</m:t>
-            </m:r>
-          </m:e>
-        </m:d>
+        <m:r>
+          <m:rPr>
+            <m:sty m:val="p"/>
+          </m:rPr>
+          <m:t>(</m:t>
+        </m:r>
+        <m:r>
+          <m:t>T</m:t>
+        </m:r>
+        <m:r>
+          <m:rPr>
+            <m:sty m:val="p"/>
+          </m:rPr>
+          <m:t>)</m:t>
+        </m:r>
       </m:oMath>
       <w:r>
         <w:t xml:space="preserve">:</w:t>
@@ -1159,8 +1191,8 @@
         <w:t xml:space="preserve">.</w:t>
       </w:r>
     </w:p>
-    <w:bookmarkEnd w:id="20"/>
-    <w:bookmarkStart w:id="28" w:name="Xaac6022853abe614ce1bad4d45d2b42b667fa82"/>
+    <w:bookmarkEnd w:id="9"/>
+    <w:bookmarkStart w:id="17" w:name="Xaac6022853abe614ce1bad4d45d2b42b667fa82"/>
     <w:p>
       <w:pPr>
         <w:pStyle w:val="Heading2"/>
@@ -1177,7 +1209,7 @@
         <w:t xml:space="preserve">Bayesian inference plays a crucial role in machine learning, particularly in areas involving uncertainty and probabilistic reasoning. It allows us to incorporate prior knowledge and update beliefs based on new data, which is especially useful in the following applications:</w:t>
       </w:r>
     </w:p>
-    <w:bookmarkStart w:id="21" w:name="bayesian-networks"/>
+    <w:bookmarkStart w:id="10" w:name="bayesian-networks"/>
     <w:p>
       <w:pPr>
         <w:pStyle w:val="Heading3"/>
@@ -1194,8 +1226,8 @@
         <w:t xml:space="preserve">Bayesian networks are graphical models that represent the probabilistic relationships among a set of variables. Each node in the network represents a random variable, and the edges represent conditional dependencies. Bayesian networks are used for various tasks such as classification, prediction, and anomaly detection.</w:t>
       </w:r>
     </w:p>
-    <w:bookmarkEnd w:id="21"/>
-    <w:bookmarkStart w:id="22" w:name="bayesian-regression"/>
+    <w:bookmarkEnd w:id="10"/>
+    <w:bookmarkStart w:id="11" w:name="bayesian-regression"/>
     <w:p>
       <w:pPr>
         <w:pStyle w:val="Heading3"/>
@@ -1212,8 +1244,8 @@
         <w:t xml:space="preserve">Bayesian regression extends linear regression by incorporating prior distributions on the model parameters. This approach provides a probabilistic framework for regression analysis, allowing for uncertainty in the parameter estimates. The posterior distribution of the parameters is computed using Bayes’s theorem, and predictions are made by averaging over this distribution.</w:t>
       </w:r>
     </w:p>
-    <w:bookmarkEnd w:id="22"/>
-    <w:bookmarkStart w:id="23" w:name="sampling-methods"/>
+    <w:bookmarkEnd w:id="11"/>
+    <w:bookmarkStart w:id="12" w:name="sampling-methods"/>
     <w:p>
       <w:pPr>
         <w:pStyle w:val="Heading3"/>
@@ -1276,28 +1308,30 @@
         <m:r>
           <m:t>P</m:t>
         </m:r>
-        <m:d>
-          <m:dPr>
-            <m:begChr m:val="("/>
-            <m:sepChr m:val=""/>
-            <m:endChr m:val=")"/>
-            <m:grow/>
-          </m:dPr>
-          <m:e>
-            <m:r>
-              <m:t>θ</m:t>
-            </m:r>
-            <m:r>
-              <m:rPr>
-                <m:sty m:val="p"/>
-              </m:rPr>
-              <m:t>|</m:t>
-            </m:r>
-            <m:r>
-              <m:t>D</m:t>
-            </m:r>
-          </m:e>
-        </m:d>
+        <m:r>
+          <m:rPr>
+            <m:sty m:val="p"/>
+          </m:rPr>
+          <m:t>(</m:t>
+        </m:r>
+        <m:r>
+          <m:t>θ</m:t>
+        </m:r>
+        <m:r>
+          <m:rPr>
+            <m:sty m:val="p"/>
+          </m:rPr>
+          <m:t>|</m:t>
+        </m:r>
+        <m:r>
+          <m:t>D</m:t>
+        </m:r>
+        <m:r>
+          <m:rPr>
+            <m:sty m:val="p"/>
+          </m:rPr>
+          <m:t>)</m:t>
+        </m:r>
       </m:oMath>
       <w:r>
         <w:t xml:space="preserve"> </w:t>
@@ -1427,51 +1461,167 @@
         <w:t xml:space="preserve"> </w:t>
       </w:r>
       <m:oMath>
-        <m:r>
-          <m:t>θ</m:t>
-        </m:r>
-        <m:r>
-          <m:rPr>
-            <m:sty m:val="p"/>
-          </m:rPr>
-          <m:t>′</m:t>
-        </m:r>
-      </m:oMath>
-      <w:r>
-        <w:t xml:space="preserve"> </w:t>
-      </w:r>
-      <w:r>
-        <w:t xml:space="preserve">from a proposal distribution</w:t>
-      </w:r>
-      <w:r>
-        <w:t xml:space="preserve"> </w:t>
-      </w:r>
-      <m:oMath>
-        <m:r>
-          <m:t>Q</m:t>
-        </m:r>
-        <m:d>
-          <m:dPr>
-            <m:begChr m:val="("/>
-            <m:sepChr m:val=""/>
-            <m:endChr m:val=")"/>
-            <m:grow/>
-          </m:dPr>
+        <m:sSup>
           <m:e>
             <m:r>
               <m:t>θ</m:t>
             </m:r>
+          </m:e>
+          <m:sup>
             <m:r>
               <m:rPr>
                 <m:sty m:val="p"/>
               </m:rPr>
               <m:t>′</m:t>
             </m:r>
+          </m:sup>
+        </m:sSup>
+      </m:oMath>
+      <w:r>
+        <w:t xml:space="preserve"> </w:t>
+      </w:r>
+      <w:r>
+        <w:t xml:space="preserve">from a proposal distribution</w:t>
+      </w:r>
+      <w:r>
+        <w:t xml:space="preserve"> </w:t>
+      </w:r>
+      <m:oMath>
+        <m:r>
+          <m:t>Q</m:t>
+        </m:r>
+        <m:r>
+          <m:rPr>
+            <m:sty m:val="p"/>
+          </m:rPr>
+          <m:t>(</m:t>
+        </m:r>
+        <m:sSup>
+          <m:e>
+            <m:r>
+              <m:t>θ</m:t>
+            </m:r>
+          </m:e>
+          <m:sup>
+            <m:r>
+              <m:rPr>
+                <m:sty m:val="p"/>
+              </m:rPr>
+              <m:t>′</m:t>
+            </m:r>
+          </m:sup>
+        </m:sSup>
+        <m:r>
+          <m:rPr>
+            <m:sty m:val="p"/>
+          </m:rPr>
+          <m:t>|</m:t>
+        </m:r>
+        <m:sSub>
+          <m:e>
+            <m:r>
+              <m:t>θ</m:t>
+            </m:r>
+          </m:e>
+          <m:sub>
+            <m:r>
+              <m:t>t</m:t>
+            </m:r>
+          </m:sub>
+        </m:sSub>
+        <m:r>
+          <m:rPr>
+            <m:sty m:val="p"/>
+          </m:rPr>
+          <m:t>)</m:t>
+        </m:r>
+      </m:oMath>
+      <w:r>
+        <w:t xml:space="preserve">.</w:t>
+      </w:r>
+    </w:p>
+    <w:p>
+      <w:pPr>
+        <w:pStyle w:val="Compact"/>
+        <w:numPr>
+          <w:ilvl w:val="1"/>
+          <w:numId w:val="1005"/>
+        </w:numPr>
+      </w:pPr>
+      <w:r>
+        <w:t xml:space="preserve">Compute the acceptance ratio</w:t>
+      </w:r>
+      <w:r>
+        <w:t xml:space="preserve"> </w:t>
+      </w:r>
+      <m:oMath>
+        <m:r>
+          <m:t>α</m:t>
+        </m:r>
+        <m:r>
+          <m:rPr>
+            <m:sty m:val="p"/>
+          </m:rPr>
+          <m:t>=</m:t>
+        </m:r>
+        <m:f>
+          <m:fPr>
+            <m:type m:val="bar"/>
+          </m:fPr>
+          <m:num>
+            <m:r>
+              <m:t>P</m:t>
+            </m:r>
+            <m:r>
+              <m:rPr>
+                <m:sty m:val="p"/>
+              </m:rPr>
+              <m:t>(</m:t>
+            </m:r>
+            <m:sSup>
+              <m:e>
+                <m:r>
+                  <m:t>θ</m:t>
+                </m:r>
+              </m:e>
+              <m:sup>
+                <m:r>
+                  <m:rPr>
+                    <m:sty m:val="p"/>
+                  </m:rPr>
+                  <m:t>′</m:t>
+                </m:r>
+              </m:sup>
+            </m:sSup>
             <m:r>
               <m:rPr>
                 <m:sty m:val="p"/>
               </m:rPr>
               <m:t>|</m:t>
+            </m:r>
+            <m:r>
+              <m:t>D</m:t>
+            </m:r>
+            <m:r>
+              <m:rPr>
+                <m:sty m:val="p"/>
+              </m:rPr>
+              <m:t>)</m:t>
+            </m:r>
+            <m:r>
+              <m:rPr>
+                <m:sty m:val="p"/>
+              </m:rPr>
+              <m:t>⋅</m:t>
+            </m:r>
+            <m:r>
+              <m:t>Q</m:t>
+            </m:r>
+            <m:r>
+              <m:rPr>
+                <m:sty m:val="p"/>
+              </m:rPr>
+              <m:t>(</m:t>
             </m:r>
             <m:sSub>
               <m:e>
@@ -1485,73 +1635,71 @@
                 </m:r>
               </m:sub>
             </m:sSub>
-          </m:e>
-        </m:d>
-      </m:oMath>
-      <w:r>
-        <w:t xml:space="preserve">.</w:t>
-      </w:r>
-    </w:p>
-    <w:p>
-      <w:pPr>
-        <w:pStyle w:val="Compact"/>
-        <w:numPr>
-          <w:ilvl w:val="1"/>
-          <w:numId w:val="1005"/>
-        </w:numPr>
-      </w:pPr>
-      <w:r>
-        <w:t xml:space="preserve">Compute the acceptance ratio</w:t>
-      </w:r>
-      <w:r>
-        <w:t xml:space="preserve"> </w:t>
-      </w:r>
-      <m:oMath>
-        <m:r>
-          <m:t>α</m:t>
-        </m:r>
-        <m:r>
-          <m:rPr>
-            <m:sty m:val="p"/>
-          </m:rPr>
-          <m:t>=</m:t>
-        </m:r>
-        <m:f>
-          <m:fPr>
-            <m:type m:val="bar"/>
-          </m:fPr>
-          <m:num>
-            <m:r>
-              <m:t>P</m:t>
-            </m:r>
-            <m:d>
-              <m:dPr>
-                <m:begChr m:val="("/>
-                <m:sepChr m:val=""/>
-                <m:endChr m:val=")"/>
-                <m:grow/>
-              </m:dPr>
+            <m:r>
+              <m:rPr>
+                <m:sty m:val="p"/>
+              </m:rPr>
+              <m:t>|</m:t>
+            </m:r>
+            <m:sSup>
               <m:e>
                 <m:r>
                   <m:t>θ</m:t>
                 </m:r>
+              </m:e>
+              <m:sup>
                 <m:r>
                   <m:rPr>
                     <m:sty m:val="p"/>
                   </m:rPr>
                   <m:t>′</m:t>
                 </m:r>
+              </m:sup>
+            </m:sSup>
+            <m:r>
+              <m:rPr>
+                <m:sty m:val="p"/>
+              </m:rPr>
+              <m:t>)</m:t>
+            </m:r>
+          </m:num>
+          <m:den>
+            <m:r>
+              <m:t>P</m:t>
+            </m:r>
+            <m:r>
+              <m:rPr>
+                <m:sty m:val="p"/>
+              </m:rPr>
+              <m:t>(</m:t>
+            </m:r>
+            <m:sSub>
+              <m:e>
                 <m:r>
-                  <m:rPr>
-                    <m:sty m:val="p"/>
-                  </m:rPr>
-                  <m:t>|</m:t>
-                </m:r>
-                <m:r>
-                  <m:t>D</m:t>
+                  <m:t>θ</m:t>
                 </m:r>
               </m:e>
-            </m:d>
+              <m:sub>
+                <m:r>
+                  <m:t>t</m:t>
+                </m:r>
+              </m:sub>
+            </m:sSub>
+            <m:r>
+              <m:rPr>
+                <m:sty m:val="p"/>
+              </m:rPr>
+              <m:t>|</m:t>
+            </m:r>
+            <m:r>
+              <m:t>D</m:t>
+            </m:r>
+            <m:r>
+              <m:rPr>
+                <m:sty m:val="p"/>
+              </m:rPr>
+              <m:t>)</m:t>
+            </m:r>
             <m:r>
               <m:rPr>
                 <m:sty m:val="p"/>
@@ -1561,125 +1709,51 @@
             <m:r>
               <m:t>Q</m:t>
             </m:r>
-            <m:d>
-              <m:dPr>
-                <m:begChr m:val="("/>
-                <m:sepChr m:val=""/>
-                <m:endChr m:val=")"/>
-                <m:grow/>
-              </m:dPr>
+            <m:r>
+              <m:rPr>
+                <m:sty m:val="p"/>
+              </m:rPr>
+              <m:t>(</m:t>
+            </m:r>
+            <m:sSup>
               <m:e>
-                <m:sSub>
-                  <m:e>
-                    <m:r>
-                      <m:t>θ</m:t>
-                    </m:r>
-                  </m:e>
-                  <m:sub>
-                    <m:r>
-                      <m:t>t</m:t>
-                    </m:r>
-                  </m:sub>
-                </m:sSub>
-                <m:r>
-                  <m:rPr>
-                    <m:sty m:val="p"/>
-                  </m:rPr>
-                  <m:t>|</m:t>
-                </m:r>
                 <m:r>
                   <m:t>θ</m:t>
                 </m:r>
+              </m:e>
+              <m:sup>
                 <m:r>
                   <m:rPr>
                     <m:sty m:val="p"/>
                   </m:rPr>
                   <m:t>′</m:t>
                 </m:r>
-              </m:e>
-            </m:d>
-          </m:num>
-          <m:den>
-            <m:r>
-              <m:t>P</m:t>
-            </m:r>
-            <m:d>
-              <m:dPr>
-                <m:begChr m:val="("/>
-                <m:sepChr m:val=""/>
-                <m:endChr m:val=")"/>
-                <m:grow/>
-              </m:dPr>
-              <m:e>
-                <m:sSub>
-                  <m:e>
-                    <m:r>
-                      <m:t>θ</m:t>
-                    </m:r>
-                  </m:e>
-                  <m:sub>
-                    <m:r>
-                      <m:t>t</m:t>
-                    </m:r>
-                  </m:sub>
-                </m:sSub>
-                <m:r>
-                  <m:rPr>
-                    <m:sty m:val="p"/>
-                  </m:rPr>
-                  <m:t>|</m:t>
-                </m:r>
-                <m:r>
-                  <m:t>D</m:t>
-                </m:r>
-              </m:e>
-            </m:d>
+              </m:sup>
+            </m:sSup>
             <m:r>
               <m:rPr>
                 <m:sty m:val="p"/>
               </m:rPr>
-              <m:t>⋅</m:t>
-            </m:r>
-            <m:r>
-              <m:t>Q</m:t>
-            </m:r>
-            <m:d>
-              <m:dPr>
-                <m:begChr m:val="("/>
-                <m:sepChr m:val=""/>
-                <m:endChr m:val=")"/>
-                <m:grow/>
-              </m:dPr>
+              <m:t>|</m:t>
+            </m:r>
+            <m:sSub>
               <m:e>
                 <m:r>
                   <m:t>θ</m:t>
                 </m:r>
+              </m:e>
+              <m:sub>
                 <m:r>
-                  <m:rPr>
-                    <m:sty m:val="p"/>
-                  </m:rPr>
-                  <m:t>′</m:t>
+                  <m:t>t</m:t>
                 </m:r>
-                <m:r>
-                  <m:rPr>
-                    <m:sty m:val="p"/>
-                  </m:rPr>
-                  <m:t>|</m:t>
-                </m:r>
-                <m:sSub>
-                  <m:e>
-                    <m:r>
-                      <m:t>θ</m:t>
-                    </m:r>
-                  </m:e>
-                  <m:sub>
-                    <m:r>
-                      <m:t>t</m:t>
-                    </m:r>
-                  </m:sub>
-                </m:sSub>
-              </m:e>
-            </m:d>
+              </m:sub>
+            </m:sSub>
+            <m:r>
+              <m:rPr>
+                <m:sty m:val="p"/>
+              </m:rPr>
+              <m:t>)</m:t>
+            </m:r>
           </m:den>
         </m:f>
       </m:oMath>
@@ -1708,28 +1782,30 @@
           </m:rPr>
           <m:t>min</m:t>
         </m:r>
-        <m:d>
-          <m:dPr>
-            <m:begChr m:val="("/>
-            <m:sepChr m:val=""/>
-            <m:endChr m:val=")"/>
-            <m:grow/>
-          </m:dPr>
-          <m:e>
-            <m:r>
-              <m:t>1</m:t>
-            </m:r>
-            <m:r>
-              <m:rPr>
-                <m:sty m:val="p"/>
-              </m:rPr>
-              <m:t>,</m:t>
-            </m:r>
-            <m:r>
-              <m:t>α</m:t>
-            </m:r>
-          </m:e>
-        </m:d>
+        <m:r>
+          <m:rPr>
+            <m:sty m:val="p"/>
+          </m:rPr>
+          <m:t>(</m:t>
+        </m:r>
+        <m:r>
+          <m:t>1</m:t>
+        </m:r>
+        <m:r>
+          <m:rPr>
+            <m:sty m:val="p"/>
+          </m:rPr>
+          <m:t>,</m:t>
+        </m:r>
+        <m:r>
+          <m:t>α</m:t>
+        </m:r>
+        <m:r>
+          <m:rPr>
+            <m:sty m:val="p"/>
+          </m:rPr>
+          <m:t>)</m:t>
+        </m:r>
       </m:oMath>
       <w:r>
         <w:t xml:space="preserve">. If accepted, set</w:t>
@@ -1765,15 +1841,21 @@
           </m:rPr>
           <m:t>=</m:t>
         </m:r>
-        <m:r>
-          <m:t>θ</m:t>
-        </m:r>
-        <m:r>
-          <m:rPr>
-            <m:sty m:val="p"/>
-          </m:rPr>
-          <m:t>′</m:t>
-        </m:r>
+        <m:sSup>
+          <m:e>
+            <m:r>
+              <m:t>θ</m:t>
+            </m:r>
+          </m:e>
+          <m:sup>
+            <m:r>
+              <m:rPr>
+                <m:sty m:val="p"/>
+              </m:rPr>
+              <m:t>′</m:t>
+            </m:r>
+          </m:sup>
+        </m:sSup>
       </m:oMath>
       <w:r>
         <w:t xml:space="preserve">; otherwise, set</w:t>
@@ -1911,35 +1993,37 @@
         <m:r>
           <m:t>P</m:t>
         </m:r>
-        <m:d>
-          <m:dPr>
-            <m:begChr m:val="("/>
-            <m:sepChr m:val=""/>
-            <m:endChr m:val=")"/>
-            <m:grow/>
-          </m:dPr>
-          <m:e>
-            <m:r>
-              <m:t>θ</m:t>
-            </m:r>
-            <m:r>
-              <m:rPr>
-                <m:sty m:val="p"/>
-              </m:rPr>
-              <m:t>|</m:t>
-            </m:r>
-            <m:r>
-              <m:t>D</m:t>
-            </m:r>
-          </m:e>
-        </m:d>
+        <m:r>
+          <m:rPr>
+            <m:sty m:val="p"/>
+          </m:rPr>
+          <m:t>(</m:t>
+        </m:r>
+        <m:r>
+          <m:t>θ</m:t>
+        </m:r>
+        <m:r>
+          <m:rPr>
+            <m:sty m:val="p"/>
+          </m:rPr>
+          <m:t>|</m:t>
+        </m:r>
+        <m:r>
+          <m:t>D</m:t>
+        </m:r>
+        <m:r>
+          <m:rPr>
+            <m:sty m:val="p"/>
+          </m:rPr>
+          <m:t>)</m:t>
+        </m:r>
       </m:oMath>
       <w:r>
         <w:t xml:space="preserve">.</w:t>
       </w:r>
     </w:p>
-    <w:bookmarkEnd w:id="23"/>
-    <w:bookmarkStart w:id="24" w:name="bayesian-inference-in-neural-networks"/>
+    <w:bookmarkEnd w:id="12"/>
+    <w:bookmarkStart w:id="13" w:name="bayesian-inference-in-neural-networks"/>
     <w:p>
       <w:pPr>
         <w:pStyle w:val="Heading3"/>
@@ -1964,8 +2048,8 @@
         <w:t xml:space="preserve">In the next parts, we will talk about different applications of the Bayesian inferences, specifically, sampling problem using Langevin dynamics.</w:t>
       </w:r>
     </w:p>
-    <w:bookmarkEnd w:id="24"/>
-    <w:bookmarkStart w:id="27" w:name="reference"/>
+    <w:bookmarkEnd w:id="13"/>
+    <w:bookmarkStart w:id="16" w:name="reference"/>
     <w:p>
       <w:pPr>
         <w:pStyle w:val="Heading3"/>
@@ -1982,7 +2066,7 @@
           <w:numId w:val="1006"/>
         </w:numPr>
       </w:pPr>
-      <w:hyperlink r:id="rId25">
+      <w:hyperlink r:id="rId14">
         <w:r>
           <w:rPr>
             <w:rStyle w:val="Hyperlink"/>
@@ -2042,8 +2126,8 @@
         <w:t xml:space="preserve"> </w:t>
       </w:r>
     </w:p>
-    <w:bookmarkStart w:id="26" w:name="fb-root"/>
-    <w:bookmarkEnd w:id="26"/>
+    <w:bookmarkStart w:id="15" w:name="fb-root"/>
+    <w:bookmarkEnd w:id="15"/>
     <w:p>
       <w:pPr>
         <w:pStyle w:val="BodyText"/>
@@ -2056,8 +2140,8 @@
         <w:t xml:space="preserve">You may also like</w:t>
       </w:r>
     </w:p>
-    <w:bookmarkEnd w:id="27"/>
-    <w:bookmarkEnd w:id="28"/>
+    <w:bookmarkEnd w:id="16"/>
+    <w:bookmarkEnd w:id="17"/>
     <w:sectPr>
       <w:footnotePr>
         <w:numRestart w:val="eachSect"/>
@@ -2412,10 +2496,10 @@
   <w:docDefaults>
     <w:rPrDefault>
       <w:rPr>
-        <w:rFonts w:asciiTheme="minorHAnsi" w:cstheme="minorBidi" w:eastAsiaTheme="minorHAnsi" w:hAnsiTheme="minorHAnsi"/>
+        <w:rFonts w:asciiTheme="minorHAnsi" w:cstheme="minorBidi" w:eastAsiaTheme="minorEastAsia" w:hAnsiTheme="minorHAnsi"/>
         <w:sz w:val="24"/>
         <w:szCs w:val="24"/>
-        <w:lang w:bidi="ar-SA" w:eastAsia="en-US" w:val="en-US"/>
+        <w:lang w:bidi="ar-SA" w:eastAsia="zh-CN" w:val="en-US"/>
       </w:rPr>
     </w:rPrDefault>
     <w:pPrDefault>
@@ -2956,13 +3040,6 @@
       </w:tblCellMar>
     </w:tblPr>
     <w:tblStylePr w:type="firstRow">
-      <w:tblPr>
-        <w:jc w:val="left"/>
-        <w:tblInd w:type="dxa" w:w="0"/>
-      </w:tblPr>
-      <w:trPr>
-        <w:jc w:val="left"/>
-      </w:trPr>
       <w:tcPr>
         <w:tcBorders>
           <w:bottom w:val="single"/>

--- a/posts/bayesianinference/index.docx
+++ b/posts/bayesianinference/index.docx
@@ -1192,7 +1192,7 @@
       </w:r>
     </w:p>
     <w:bookmarkEnd w:id="9"/>
-    <w:bookmarkStart w:id="17" w:name="Xaac6022853abe614ce1bad4d45d2b42b667fa82"/>
+    <w:bookmarkStart w:id="16" w:name="Xaac6022853abe614ce1bad4d45d2b42b667fa82"/>
     <w:p>
       <w:pPr>
         <w:pStyle w:val="Heading2"/>
@@ -2049,7 +2049,7 @@
       </w:r>
     </w:p>
     <w:bookmarkEnd w:id="13"/>
-    <w:bookmarkStart w:id="16" w:name="reference"/>
+    <w:bookmarkStart w:id="15" w:name="reference"/>
     <w:p>
       <w:pPr>
         <w:pStyle w:val="Heading3"/>
@@ -2084,64 +2084,11 @@
           <w:b/>
           <w:bCs/>
         </w:rPr>
-        <w:t xml:space="preserve">Share on</w:t>
-      </w:r>
-    </w:p>
-    <w:p>
-      <w:pPr>
-        <w:pStyle w:val="BodyText"/>
-      </w:pPr>
-    </w:p>
-    <w:p>
-      <w:pPr>
-        <w:pStyle w:val="BodyText"/>
-      </w:pPr>
-      <w:r>
-        <w:t xml:space="preserve"> </w:t>
-      </w:r>
-    </w:p>
-    <w:p>
-      <w:pPr>
-        <w:pStyle w:val="BodyText"/>
-      </w:pPr>
-    </w:p>
-    <w:p>
-      <w:pPr>
-        <w:pStyle w:val="BodyText"/>
-      </w:pPr>
-      <w:r>
-        <w:t xml:space="preserve"> </w:t>
-      </w:r>
-    </w:p>
-    <w:p>
-      <w:pPr>
-        <w:pStyle w:val="BodyText"/>
-      </w:pPr>
-    </w:p>
-    <w:p>
-      <w:pPr>
-        <w:pStyle w:val="BodyText"/>
-      </w:pPr>
-      <w:r>
-        <w:t xml:space="preserve"> </w:t>
-      </w:r>
-    </w:p>
-    <w:bookmarkStart w:id="15" w:name="fb-root"/>
+        <w:t xml:space="preserve">You may also like</w:t>
+      </w:r>
+    </w:p>
     <w:bookmarkEnd w:id="15"/>
-    <w:p>
-      <w:pPr>
-        <w:pStyle w:val="BodyText"/>
-      </w:pPr>
-      <w:r>
-        <w:rPr>
-          <w:b/>
-          <w:bCs/>
-        </w:rPr>
-        <w:t xml:space="preserve">You may also like</w:t>
-      </w:r>
-    </w:p>
     <w:bookmarkEnd w:id="16"/>
-    <w:bookmarkEnd w:id="17"/>
     <w:sectPr>
       <w:footnotePr>
         <w:numRestart w:val="eachSect"/>
